--- a/AutoKolcsonzes/AutoKolcsonzes_Feladatkiiras.docx
+++ b/AutoKolcsonzes/AutoKolcsonzes_Feladatkiiras.docx
@@ -23,12 +23,6 @@
         <w:gridCol w:w="9026"/>
       </w:tblGrid>
       <w:tr>
-        <w:tblPrEx>
-          <w:tblCellMar>
-            <w:top w:w="0" w:type="dxa"/>
-            <w:bottom w:w="0" w:type="dxa"/>
-          </w:tblCellMar>
-        </w:tblPrEx>
         <w:tc>
           <w:tcPr>
             <w:tcW w:w="9026" w:type="dxa"/>
@@ -145,12 +139,6 @@
         <w:gridCol w:w="9026"/>
       </w:tblGrid>
       <w:tr>
-        <w:tblPrEx>
-          <w:tblCellMar>
-            <w:top w:w="0" w:type="dxa"/>
-            <w:bottom w:w="0" w:type="dxa"/>
-          </w:tblCellMar>
-        </w:tblPrEx>
         <w:tc>
           <w:tcPr>
             <w:tcW w:w="9026" w:type="dxa"/>
@@ -570,12 +558,6 @@
         <w:gridCol w:w="9026"/>
       </w:tblGrid>
       <w:tr>
-        <w:tblPrEx>
-          <w:tblCellMar>
-            <w:top w:w="0" w:type="dxa"/>
-            <w:bottom w:w="0" w:type="dxa"/>
-          </w:tblCellMar>
-        </w:tblPrEx>
         <w:tc>
           <w:tcPr>
             <w:tcW w:w="9026" w:type="dxa"/>
@@ -864,12 +846,6 @@
         <w:gridCol w:w="9026"/>
       </w:tblGrid>
       <w:tr>
-        <w:tblPrEx>
-          <w:tblCellMar>
-            <w:top w:w="0" w:type="dxa"/>
-            <w:bottom w:w="0" w:type="dxa"/>
-          </w:tblCellMar>
-        </w:tblPrEx>
         <w:tc>
           <w:tcPr>
             <w:tcW w:w="9026" w:type="dxa"/>
@@ -1130,12 +1106,6 @@
         <w:gridCol w:w="8426"/>
       </w:tblGrid>
       <w:tr>
-        <w:tblPrEx>
-          <w:tblCellMar>
-            <w:top w:w="0" w:type="dxa"/>
-            <w:bottom w:w="0" w:type="dxa"/>
-          </w:tblCellMar>
-        </w:tblPrEx>
         <w:tc>
           <w:tcPr>
             <w:tcW w:w="600" w:type="dxa"/>
@@ -1195,17 +1165,7 @@
                 <w:sz w:val="24"/>
                 <w:szCs w:val="24"/>
               </w:rPr>
-              <w:t>Kölcsönzések</w:t>
-            </w:r>
-            <w:r>
-              <w:rPr>
-                <w:b/>
-                <w:bCs/>
-                <w:color w:val="1F4E79"/>
-                <w:sz w:val="24"/>
-                <w:szCs w:val="24"/>
-              </w:rPr>
-              <w:t xml:space="preserve"> </w:t>
+              <w:t xml:space="preserve">Kölcsönzések </w:t>
             </w:r>
             <w:r>
               <w:rPr>
@@ -1347,12 +1307,6 @@
         <w:gridCol w:w="8426"/>
       </w:tblGrid>
       <w:tr>
-        <w:tblPrEx>
-          <w:tblCellMar>
-            <w:top w:w="0" w:type="dxa"/>
-            <w:bottom w:w="0" w:type="dxa"/>
-          </w:tblCellMar>
-        </w:tblPrEx>
         <w:tc>
           <w:tcPr>
             <w:tcW w:w="600" w:type="dxa"/>
@@ -1412,47 +1366,7 @@
                 <w:sz w:val="24"/>
                 <w:szCs w:val="24"/>
               </w:rPr>
-              <w:t>Legdrágbb</w:t>
-            </w:r>
-            <w:r>
-              <w:rPr>
-                <w:b/>
-                <w:bCs/>
-                <w:color w:val="1F4E79"/>
-                <w:sz w:val="24"/>
-                <w:szCs w:val="24"/>
-              </w:rPr>
-              <w:t xml:space="preserve"> </w:t>
-            </w:r>
-            <w:r>
-              <w:rPr>
-                <w:b/>
-                <w:bCs/>
-                <w:color w:val="1F4E79"/>
-                <w:sz w:val="24"/>
-                <w:szCs w:val="24"/>
-              </w:rPr>
-              <w:t>kölcsönzés</w:t>
-            </w:r>
-            <w:r>
-              <w:rPr>
-                <w:b/>
-                <w:bCs/>
-                <w:color w:val="1F4E79"/>
-                <w:sz w:val="24"/>
-                <w:szCs w:val="24"/>
-              </w:rPr>
-              <w:t xml:space="preserve"> </w:t>
-            </w:r>
-            <w:r>
-              <w:rPr>
-                <w:b/>
-                <w:bCs/>
-                <w:color w:val="1F4E79"/>
-                <w:sz w:val="24"/>
-                <w:szCs w:val="24"/>
-              </w:rPr>
-              <w:t>megjelenítése</w:t>
+              <w:t>Legdrágbb kölcsönzés megjelenítése</w:t>
             </w:r>
           </w:p>
         </w:tc>
@@ -1521,12 +1435,6 @@
         <w:gridCol w:w="9026"/>
       </w:tblGrid>
       <w:tr>
-        <w:tblPrEx>
-          <w:tblCellMar>
-            <w:top w:w="0" w:type="dxa"/>
-            <w:bottom w:w="0" w:type="dxa"/>
-          </w:tblCellMar>
-        </w:tblPrEx>
         <w:tc>
           <w:tcPr>
             <w:tcW w:w="9026" w:type="dxa"/>
@@ -1551,23 +1459,7 @@
                 <w:bCs/>
                 <w:color w:val="1F4E79"/>
               </w:rPr>
-              <w:t>Számítási</w:t>
-            </w:r>
-            <w:r>
-              <w:rPr>
-                <w:b/>
-                <w:bCs/>
-                <w:color w:val="1F4E79"/>
-              </w:rPr>
-              <w:t xml:space="preserve"> </w:t>
-            </w:r>
-            <w:r>
-              <w:rPr>
-                <w:b/>
-                <w:bCs/>
-                <w:color w:val="1F4E79"/>
-              </w:rPr>
-              <w:t>mód</w:t>
+              <w:t>Számítási mód</w:t>
             </w:r>
           </w:p>
           <w:p>
@@ -1686,12 +1578,6 @@
         <w:gridCol w:w="8426"/>
       </w:tblGrid>
       <w:tr>
-        <w:tblPrEx>
-          <w:tblCellMar>
-            <w:top w:w="0" w:type="dxa"/>
-            <w:bottom w:w="0" w:type="dxa"/>
-          </w:tblCellMar>
-        </w:tblPrEx>
         <w:tc>
           <w:tcPr>
             <w:tcW w:w="600" w:type="dxa"/>
@@ -1751,27 +1637,7 @@
                 <w:sz w:val="24"/>
                 <w:szCs w:val="24"/>
               </w:rPr>
-              <w:t>Legnépszerűbb</w:t>
-            </w:r>
-            <w:r>
-              <w:rPr>
-                <w:b/>
-                <w:bCs/>
-                <w:color w:val="1F4E79"/>
-                <w:sz w:val="24"/>
-                <w:szCs w:val="24"/>
-              </w:rPr>
-              <w:t xml:space="preserve"> </w:t>
-            </w:r>
-            <w:r>
-              <w:rPr>
-                <w:b/>
-                <w:bCs/>
-                <w:color w:val="1F4E79"/>
-                <w:sz w:val="24"/>
-                <w:szCs w:val="24"/>
-              </w:rPr>
-              <w:t>autó márka</w:t>
+              <w:t>Legnépszerűbb autó márka</w:t>
             </w:r>
           </w:p>
         </w:tc>
@@ -1865,12 +1731,6 @@
         <w:gridCol w:w="8426"/>
       </w:tblGrid>
       <w:tr>
-        <w:tblPrEx>
-          <w:tblCellMar>
-            <w:top w:w="0" w:type="dxa"/>
-            <w:bottom w:w="0" w:type="dxa"/>
-          </w:tblCellMar>
-        </w:tblPrEx>
         <w:tc>
           <w:tcPr>
             <w:tcW w:w="600" w:type="dxa"/>
@@ -2068,12 +1928,6 @@
         <w:gridCol w:w="8426"/>
       </w:tblGrid>
       <w:tr>
-        <w:tblPrEx>
-          <w:tblCellMar>
-            <w:top w:w="0" w:type="dxa"/>
-            <w:bottom w:w="0" w:type="dxa"/>
-          </w:tblCellMar>
-        </w:tblPrEx>
         <w:tc>
           <w:tcPr>
             <w:tcW w:w="600" w:type="dxa"/>
@@ -2133,37 +1987,7 @@
                 <w:sz w:val="24"/>
                 <w:szCs w:val="24"/>
               </w:rPr>
-              <w:t>Kölcsönzések</w:t>
-            </w:r>
-            <w:r>
-              <w:rPr>
-                <w:b/>
-                <w:bCs/>
-                <w:color w:val="1F4E79"/>
-                <w:sz w:val="24"/>
-                <w:szCs w:val="24"/>
-              </w:rPr>
-              <w:t xml:space="preserve"> </w:t>
-            </w:r>
-            <w:r>
-              <w:rPr>
-                <w:b/>
-                <w:bCs/>
-                <w:color w:val="1F4E79"/>
-                <w:sz w:val="24"/>
-                <w:szCs w:val="24"/>
-              </w:rPr>
-              <w:t>átlagos</w:t>
-            </w:r>
-            <w:r>
-              <w:rPr>
-                <w:b/>
-                <w:bCs/>
-                <w:color w:val="1F4E79"/>
-                <w:sz w:val="24"/>
-                <w:szCs w:val="24"/>
-              </w:rPr>
-              <w:t xml:space="preserve"> </w:t>
+              <w:t xml:space="preserve">Kölcsönzések átlagos </w:t>
             </w:r>
             <w:r>
               <w:rPr>
@@ -2243,12 +2067,6 @@
         <w:gridCol w:w="8426"/>
       </w:tblGrid>
       <w:tr>
-        <w:tblPrEx>
-          <w:tblCellMar>
-            <w:top w:w="0" w:type="dxa"/>
-            <w:bottom w:w="0" w:type="dxa"/>
-          </w:tblCellMar>
-        </w:tblPrEx>
         <w:tc>
           <w:tcPr>
             <w:tcW w:w="600" w:type="dxa"/>
@@ -2312,47 +2130,7 @@
                 <w:sz w:val="24"/>
                 <w:szCs w:val="24"/>
               </w:rPr>
-              <w:t>Kölcsönzések</w:t>
-            </w:r>
-            <w:r>
-              <w:rPr>
-                <w:b/>
-                <w:bCs/>
-                <w:color w:val="1F4E79"/>
-                <w:sz w:val="24"/>
-                <w:szCs w:val="24"/>
-              </w:rPr>
-              <w:t xml:space="preserve"> </w:t>
-            </w:r>
-            <w:r>
-              <w:rPr>
-                <w:b/>
-                <w:bCs/>
-                <w:color w:val="1F4E79"/>
-                <w:sz w:val="24"/>
-                <w:szCs w:val="24"/>
-              </w:rPr>
-              <w:t>összesített</w:t>
-            </w:r>
-            <w:r>
-              <w:rPr>
-                <w:b/>
-                <w:bCs/>
-                <w:color w:val="1F4E79"/>
-                <w:sz w:val="24"/>
-                <w:szCs w:val="24"/>
-              </w:rPr>
-              <w:t xml:space="preserve"> </w:t>
-            </w:r>
-            <w:r>
-              <w:rPr>
-                <w:b/>
-                <w:bCs/>
-                <w:color w:val="1F4E79"/>
-                <w:sz w:val="24"/>
-                <w:szCs w:val="24"/>
-              </w:rPr>
-              <w:t>díja</w:t>
+              <w:t>Kölcsönzések összesített díja</w:t>
             </w:r>
           </w:p>
         </w:tc>
@@ -2428,12 +2206,6 @@
         <w:gridCol w:w="8426"/>
       </w:tblGrid>
       <w:tr>
-        <w:tblPrEx>
-          <w:tblCellMar>
-            <w:top w:w="0" w:type="dxa"/>
-            <w:bottom w:w="0" w:type="dxa"/>
-          </w:tblCellMar>
-        </w:tblPrEx>
         <w:tc>
           <w:tcPr>
             <w:tcW w:w="600" w:type="dxa"/>
@@ -2593,12 +2365,6 @@
         <w:gridCol w:w="8426"/>
       </w:tblGrid>
       <w:tr>
-        <w:tblPrEx>
-          <w:tblCellMar>
-            <w:top w:w="0" w:type="dxa"/>
-            <w:bottom w:w="0" w:type="dxa"/>
-          </w:tblCellMar>
-        </w:tblPrEx>
         <w:tc>
           <w:tcPr>
             <w:tcW w:w="600" w:type="dxa"/>
@@ -2784,16 +2550,7 @@
         <w:spacing w:before="40" w:after="60"/>
       </w:pPr>
       <w:r>
-        <w:t>Autó</w:t>
-      </w:r>
-      <w:r>
-        <w:t xml:space="preserve"> </w:t>
-      </w:r>
-      <w:r>
-        <w:t>markája</w:t>
-      </w:r>
-      <w:r>
-        <w:t xml:space="preserve"> es modellje</w:t>
+        <w:t>Autó markája es modellje</w:t>
       </w:r>
     </w:p>
     <w:p>
@@ -2806,10 +2563,7 @@
         <w:spacing w:before="40" w:after="60"/>
       </w:pPr>
       <w:r>
-        <w:t>Kölcsönzés</w:t>
-      </w:r>
-      <w:r>
-        <w:t xml:space="preserve"> </w:t>
+        <w:t xml:space="preserve">Kölcsönzés </w:t>
       </w:r>
       <w:r>
         <w:t>időtartama</w:t>
@@ -2828,13 +2582,7 @@
         <w:spacing w:before="40" w:after="60"/>
       </w:pPr>
       <w:r>
-        <w:t>Fizetendő</w:t>
-      </w:r>
-      <w:r>
-        <w:t xml:space="preserve"> </w:t>
-      </w:r>
-      <w:r>
-        <w:t>díj</w:t>
+        <w:t>Fizetendő díj</w:t>
       </w:r>
     </w:p>
     <w:p>
@@ -2864,12 +2612,6 @@
         <w:gridCol w:w="8426"/>
       </w:tblGrid>
       <w:tr>
-        <w:tblPrEx>
-          <w:tblCellMar>
-            <w:top w:w="0" w:type="dxa"/>
-            <w:bottom w:w="0" w:type="dxa"/>
-          </w:tblCellMar>
-        </w:tblPrEx>
         <w:tc>
           <w:tcPr>
             <w:tcW w:w="600" w:type="dxa"/>
@@ -2929,27 +2671,7 @@
                 <w:sz w:val="24"/>
                 <w:szCs w:val="24"/>
               </w:rPr>
-              <w:t>Ügyfél</w:t>
-            </w:r>
-            <w:r>
-              <w:rPr>
-                <w:b/>
-                <w:bCs/>
-                <w:color w:val="1F4E79"/>
-                <w:sz w:val="24"/>
-                <w:szCs w:val="24"/>
-              </w:rPr>
-              <w:t xml:space="preserve"> adatainak mentese </w:t>
-            </w:r>
-            <w:r>
-              <w:rPr>
-                <w:b/>
-                <w:bCs/>
-                <w:color w:val="1F4E79"/>
-                <w:sz w:val="24"/>
-                <w:szCs w:val="24"/>
-              </w:rPr>
-              <w:t>fájlba</w:t>
+              <w:t>Ügyfél adatainak mentese fájlba</w:t>
             </w:r>
           </w:p>
         </w:tc>
@@ -3030,12 +2752,6 @@
         <w:gridCol w:w="9026"/>
       </w:tblGrid>
       <w:tr>
-        <w:tblPrEx>
-          <w:tblCellMar>
-            <w:top w:w="0" w:type="dxa"/>
-            <w:bottom w:w="0" w:type="dxa"/>
-          </w:tblCellMar>
-        </w:tblPrEx>
         <w:tc>
           <w:tcPr>
             <w:tcW w:w="9026" w:type="dxa"/>
@@ -3272,12 +2988,6 @@
         <w:gridCol w:w="8426"/>
       </w:tblGrid>
       <w:tr>
-        <w:tblPrEx>
-          <w:tblCellMar>
-            <w:top w:w="0" w:type="dxa"/>
-            <w:bottom w:w="0" w:type="dxa"/>
-          </w:tblCellMar>
-        </w:tblPrEx>
         <w:tc>
           <w:tcPr>
             <w:tcW w:w="600" w:type="dxa"/>
@@ -3373,6 +3083,7 @@
     <w:p>
       <w:pPr>
         <w:spacing w:before="60" w:after="80"/>
+        <w:jc w:val="both"/>
       </w:pPr>
       <w:r>
         <w:t xml:space="preserve">Hozzon </w:t>
@@ -3445,12 +3156,6 @@
         <w:gridCol w:w="8426"/>
       </w:tblGrid>
       <w:tr>
-        <w:tblPrEx>
-          <w:tblCellMar>
-            <w:top w:w="0" w:type="dxa"/>
-            <w:bottom w:w="0" w:type="dxa"/>
-          </w:tblCellMar>
-        </w:tblPrEx>
         <w:tc>
           <w:tcPr>
             <w:tcW w:w="600" w:type="dxa"/>
@@ -3502,7 +3207,6 @@
             </w:tcMar>
           </w:tcPr>
           <w:p>
-            <w:proofErr w:type="spellStart"/>
             <w:r>
               <w:rPr>
                 <w:b/>
@@ -3511,9 +3215,8 @@
                 <w:sz w:val="24"/>
                 <w:szCs w:val="24"/>
               </w:rPr>
-              <w:t>Uj</w:t>
-            </w:r>
-            <w:proofErr w:type="spellEnd"/>
+              <w:t>Új</w:t>
+            </w:r>
             <w:r>
               <w:rPr>
                 <w:b/>
@@ -3676,10 +3379,7 @@
         <w:spacing w:before="40" w:after="60"/>
       </w:pPr>
       <w:r>
-        <w:t>Ügyfél</w:t>
-      </w:r>
-      <w:r>
-        <w:t xml:space="preserve"> neve</w:t>
+        <w:t>Ügyfél neve</w:t>
       </w:r>
     </w:p>
     <w:p>
@@ -3692,16 +3392,7 @@
         <w:spacing w:before="40" w:after="60"/>
       </w:pPr>
       <w:r>
-        <w:t>Autó</w:t>
-      </w:r>
-      <w:r>
-        <w:t xml:space="preserve"> </w:t>
-      </w:r>
-      <w:r>
-        <w:t>markája</w:t>
-      </w:r>
-      <w:r>
-        <w:t xml:space="preserve">, modellje, napi </w:t>
+        <w:t xml:space="preserve">Autó markája, modellje, napi </w:t>
       </w:r>
       <w:r>
         <w:t>díja</w:t>
@@ -3717,10 +3408,7 @@
         <w:spacing w:before="40" w:after="60"/>
       </w:pPr>
       <w:r>
-        <w:t>Kölcsönzés</w:t>
-      </w:r>
-      <w:r>
-        <w:t xml:space="preserve"> kezdete es v</w:t>
+        <w:t>Kölcsönzés kezdete es v</w:t>
       </w:r>
       <w:r>
         <w:t>é</w:t>
@@ -3764,12 +3452,6 @@
         <w:gridCol w:w="8426"/>
       </w:tblGrid>
       <w:tr>
-        <w:tblPrEx>
-          <w:tblCellMar>
-            <w:top w:w="0" w:type="dxa"/>
-            <w:bottom w:w="0" w:type="dxa"/>
-          </w:tblCellMar>
-        </w:tblPrEx>
         <w:tc>
           <w:tcPr>
             <w:tcW w:w="600" w:type="dxa"/>
@@ -3829,17 +3511,7 @@
                 <w:sz w:val="24"/>
                 <w:szCs w:val="24"/>
               </w:rPr>
-              <w:t>Kölcsönzések</w:t>
-            </w:r>
-            <w:r>
-              <w:rPr>
-                <w:b/>
-                <w:bCs/>
-                <w:color w:val="1F4E79"/>
-                <w:sz w:val="24"/>
-                <w:szCs w:val="24"/>
-              </w:rPr>
-              <w:t xml:space="preserve"> </w:t>
+              <w:t xml:space="preserve">Kölcsönzések </w:t>
             </w:r>
             <w:r>
               <w:rPr>
@@ -3943,12 +3615,6 @@
         <w:gridCol w:w="8426"/>
       </w:tblGrid>
       <w:tr>
-        <w:tblPrEx>
-          <w:tblCellMar>
-            <w:top w:w="0" w:type="dxa"/>
-            <w:bottom w:w="0" w:type="dxa"/>
-          </w:tblCellMar>
-        </w:tblPrEx>
         <w:tc>
           <w:tcPr>
             <w:tcW w:w="600" w:type="dxa"/>
@@ -4088,10 +3754,7 @@
         <w:spacing w:before="40" w:after="60"/>
       </w:pPr>
       <w:r>
-        <w:t>Kölcsönzések</w:t>
-      </w:r>
-      <w:r>
-        <w:t xml:space="preserve"> </w:t>
+        <w:t xml:space="preserve">Kölcsönzések </w:t>
       </w:r>
       <w:r>
         <w:t>száma</w:t>
@@ -4107,13 +3770,7 @@
         <w:spacing w:before="40" w:after="60"/>
       </w:pPr>
       <w:r>
-        <w:t>Legdrágbb</w:t>
-      </w:r>
-      <w:r>
-        <w:t xml:space="preserve"> </w:t>
-      </w:r>
-      <w:r>
-        <w:t>kölcsönzés</w:t>
+        <w:t>Legdrágbb kölcsönzés</w:t>
       </w:r>
     </w:p>
     <w:p>
@@ -4126,13 +3783,7 @@
         <w:spacing w:before="40" w:after="60"/>
       </w:pPr>
       <w:r>
-        <w:t>Legnépszerűbb</w:t>
-      </w:r>
-      <w:r>
-        <w:t xml:space="preserve"> </w:t>
-      </w:r>
-      <w:r>
-        <w:t>autó márka</w:t>
+        <w:t>Legnépszerűbb autó márka</w:t>
       </w:r>
     </w:p>
     <w:p>
@@ -4173,7 +3824,13 @@
         <w:spacing w:before="40" w:after="60"/>
       </w:pPr>
       <w:r>
-        <w:t>Kilepés</w:t>
+        <w:t>Kil</w:t>
+      </w:r>
+      <w:r>
+        <w:t>é</w:t>
+      </w:r>
+      <w:r>
+        <w:t>pés</w:t>
       </w:r>
     </w:p>
     <w:p>
@@ -4203,12 +3860,6 @@
         <w:gridCol w:w="8426"/>
       </w:tblGrid>
       <w:tr>
-        <w:tblPrEx>
-          <w:tblCellMar>
-            <w:top w:w="0" w:type="dxa"/>
-            <w:bottom w:w="0" w:type="dxa"/>
-          </w:tblCellMar>
-        </w:tblPrEx>
         <w:tc>
           <w:tcPr>
             <w:tcW w:w="600" w:type="dxa"/>
@@ -4228,6 +3879,8 @@
           </w:tcPr>
           <w:p>
             <w:pPr>
+              <w:keepNext/>
+              <w:keepLines/>
               <w:jc w:val="center"/>
             </w:pPr>
             <w:r>
@@ -4238,6 +3891,7 @@
                 <w:sz w:val="28"/>
                 <w:szCs w:val="28"/>
               </w:rPr>
+              <w:lastRenderedPageBreak/>
               <w:t>5</w:t>
             </w:r>
           </w:p>
@@ -4260,6 +3914,10 @@
             </w:tcMar>
           </w:tcPr>
           <w:p>
+            <w:pPr>
+              <w:keepNext/>
+              <w:keepLines/>
+            </w:pPr>
             <w:r>
               <w:rPr>
                 <w:b/>
@@ -4268,7 +3926,7 @@
                 <w:sz w:val="24"/>
                 <w:szCs w:val="24"/>
               </w:rPr>
-              <w:t>Statisztikák</w:t>
+              <w:t xml:space="preserve">Statisztikák </w:t>
             </w:r>
             <w:r>
               <w:rPr>
@@ -4278,16 +3936,6 @@
                 <w:sz w:val="24"/>
                 <w:szCs w:val="24"/>
               </w:rPr>
-              <w:t xml:space="preserve"> </w:t>
-            </w:r>
-            <w:r>
-              <w:rPr>
-                <w:b/>
-                <w:bCs/>
-                <w:color w:val="1F4E79"/>
-                <w:sz w:val="24"/>
-                <w:szCs w:val="24"/>
-              </w:rPr>
               <w:t>megjelenítése</w:t>
             </w:r>
           </w:p>
@@ -4296,11 +3944,15 @@
     </w:tbl>
     <w:p>
       <w:pPr>
+        <w:keepNext/>
+        <w:keepLines/>
         <w:spacing w:before="60"/>
       </w:pPr>
     </w:p>
     <w:p>
       <w:pPr>
+        <w:keepNext/>
+        <w:keepLines/>
         <w:spacing w:before="60" w:after="80"/>
       </w:pPr>
       <w:r>
@@ -4347,12 +3999,16 @@
     </w:p>
     <w:p>
       <w:pPr>
+        <w:keepNext/>
+        <w:keepLines/>
         <w:spacing w:before="40"/>
       </w:pPr>
     </w:p>
     <w:p>
       <w:pPr>
         <w:pStyle w:val="Listaszerbekezds"/>
+        <w:keepNext/>
+        <w:keepLines/>
         <w:numPr>
           <w:ilvl w:val="0"/>
           <w:numId w:val="2"/>
@@ -4360,24 +4016,14 @@
         <w:spacing w:before="40" w:after="60"/>
       </w:pPr>
       <w:r>
-        <w:t>Átlagos</w:t>
-      </w:r>
-      <w:r>
-        <w:t xml:space="preserve"> </w:t>
-      </w:r>
-      <w:r>
-        <w:t>kölcsönzési</w:t>
-      </w:r>
-      <w:r>
-        <w:t xml:space="preserve"> </w:t>
-      </w:r>
-      <w:r>
-        <w:t>időtartam</w:t>
+        <w:t>Átlagos kölcsönzési időtartam</w:t>
       </w:r>
     </w:p>
     <w:p>
       <w:pPr>
         <w:pStyle w:val="Listaszerbekezds"/>
+        <w:keepNext/>
+        <w:keepLines/>
         <w:numPr>
           <w:ilvl w:val="0"/>
           <w:numId w:val="2"/>
@@ -4385,7 +4031,6 @@
         <w:spacing w:before="40" w:after="60"/>
       </w:pPr>
       <w:r>
-        <w:lastRenderedPageBreak/>
         <w:t xml:space="preserve">Összes </w:t>
       </w:r>
       <w:r>
@@ -4395,6 +4040,8 @@
     <w:p>
       <w:pPr>
         <w:pStyle w:val="Listaszerbekezds"/>
+        <w:keepNext/>
+        <w:keepLines/>
         <w:numPr>
           <w:ilvl w:val="0"/>
           <w:numId w:val="2"/>
@@ -4452,6 +4099,7 @@
     <w:p>
       <w:pPr>
         <w:spacing w:before="60" w:after="80"/>
+        <w:jc w:val="both"/>
       </w:pPr>
       <w:r>
         <w:t xml:space="preserve">Hozzon </w:t>
@@ -4525,12 +4173,6 @@
         <w:gridCol w:w="9026"/>
       </w:tblGrid>
       <w:tr>
-        <w:tblPrEx>
-          <w:tblCellMar>
-            <w:top w:w="0" w:type="dxa"/>
-            <w:bottom w:w="0" w:type="dxa"/>
-          </w:tblCellMar>
-        </w:tblPrEx>
         <w:tc>
           <w:tcPr>
             <w:tcW w:w="9026" w:type="dxa"/>
@@ -4549,16 +4191,14 @@
             </w:tcMar>
           </w:tcPr>
           <w:p>
-            <w:proofErr w:type="spellStart"/>
             <w:r>
               <w:rPr>
                 <w:b/>
                 <w:bCs/>
                 <w:color w:val="1F4E79"/>
               </w:rPr>
-              <w:t>Adatbazis</w:t>
-            </w:r>
-            <w:proofErr w:type="spellEnd"/>
+              <w:t>Adatbázis</w:t>
+            </w:r>
           </w:p>
           <w:p>
             <w:r>
@@ -4661,13 +4301,7 @@
         <w:pStyle w:val="Cmsor2"/>
       </w:pPr>
       <w:r>
-        <w:t>Kötelező</w:t>
-      </w:r>
-      <w:r>
-        <w:t xml:space="preserve"> </w:t>
-      </w:r>
-      <w:r>
-        <w:t>végpontok</w:t>
+        <w:t>Kötelező végpontok</w:t>
       </w:r>
     </w:p>
     <w:p>
@@ -4698,12 +4332,6 @@
         <w:gridCol w:w="3532"/>
       </w:tblGrid>
       <w:tr>
-        <w:tblPrEx>
-          <w:tblCellMar>
-            <w:top w:w="0" w:type="dxa"/>
-            <w:bottom w:w="0" w:type="dxa"/>
-          </w:tblCellMar>
-        </w:tblPrEx>
         <w:tc>
           <w:tcPr>
             <w:tcW w:w="1800" w:type="dxa"/>
@@ -4812,12 +4440,6 @@
         </w:tc>
       </w:tr>
       <w:tr>
-        <w:tblPrEx>
-          <w:tblCellMar>
-            <w:top w:w="0" w:type="dxa"/>
-            <w:bottom w:w="0" w:type="dxa"/>
-          </w:tblCellMar>
-        </w:tblPrEx>
         <w:tc>
           <w:tcPr>
             <w:tcW w:w="1800" w:type="dxa"/>
@@ -4910,15 +4532,13 @@
               </w:rPr>
               <w:t xml:space="preserve">Visszaadja az </w:t>
             </w:r>
-            <w:proofErr w:type="spellStart"/>
-            <w:r>
-              <w:rPr>
-                <w:sz w:val="18"/>
-                <w:szCs w:val="18"/>
-              </w:rPr>
-              <w:t>osszes</w:t>
-            </w:r>
-            <w:proofErr w:type="spellEnd"/>
+            <w:r>
+              <w:rPr>
+                <w:sz w:val="18"/>
+                <w:szCs w:val="18"/>
+              </w:rPr>
+              <w:t>összes</w:t>
+            </w:r>
             <w:r>
               <w:rPr>
                 <w:sz w:val="18"/>
@@ -4937,12 +4557,6 @@
         </w:tc>
       </w:tr>
       <w:tr>
-        <w:tblPrEx>
-          <w:tblCellMar>
-            <w:top w:w="0" w:type="dxa"/>
-            <w:bottom w:w="0" w:type="dxa"/>
-          </w:tblCellMar>
-        </w:tblPrEx>
         <w:tc>
           <w:tcPr>
             <w:tcW w:w="1800" w:type="dxa"/>
@@ -5035,15 +4649,13 @@
               </w:rPr>
               <w:t xml:space="preserve">Visszaadja az </w:t>
             </w:r>
-            <w:proofErr w:type="spellStart"/>
-            <w:r>
-              <w:rPr>
-                <w:sz w:val="18"/>
-                <w:szCs w:val="18"/>
-              </w:rPr>
-              <w:t>osszes</w:t>
-            </w:r>
-            <w:proofErr w:type="spellEnd"/>
+            <w:r>
+              <w:rPr>
+                <w:sz w:val="18"/>
+                <w:szCs w:val="18"/>
+              </w:rPr>
+              <w:t>összes</w:t>
+            </w:r>
             <w:r>
               <w:rPr>
                 <w:sz w:val="18"/>
@@ -5069,12 +4681,6 @@
         </w:tc>
       </w:tr>
       <w:tr>
-        <w:tblPrEx>
-          <w:tblCellMar>
-            <w:top w:w="0" w:type="dxa"/>
-            <w:bottom w:w="0" w:type="dxa"/>
-          </w:tblCellMar>
-        </w:tblPrEx>
         <w:tc>
           <w:tcPr>
             <w:tcW w:w="1800" w:type="dxa"/>
@@ -5175,15 +4781,13 @@
               </w:rPr>
               <w:t xml:space="preserve">Visszaadja az adott </w:t>
             </w:r>
-            <w:proofErr w:type="spellStart"/>
-            <w:r>
-              <w:rPr>
-                <w:sz w:val="18"/>
-                <w:szCs w:val="18"/>
-              </w:rPr>
-              <w:t>rendszamu</w:t>
-            </w:r>
-            <w:proofErr w:type="spellEnd"/>
+            <w:r>
+              <w:rPr>
+                <w:sz w:val="18"/>
+                <w:szCs w:val="18"/>
+              </w:rPr>
+              <w:t>rendszámú</w:t>
+            </w:r>
             <w:r>
               <w:rPr>
                 <w:sz w:val="18"/>
@@ -5209,12 +4813,6 @@
         </w:tc>
       </w:tr>
       <w:tr>
-        <w:tblPrEx>
-          <w:tblCellMar>
-            <w:top w:w="0" w:type="dxa"/>
-            <w:bottom w:w="0" w:type="dxa"/>
-          </w:tblCellMar>
-        </w:tblPrEx>
         <w:tc>
           <w:tcPr>
             <w:tcW w:w="1800" w:type="dxa"/>
@@ -5309,15 +4907,13 @@
               </w:rPr>
               <w:t xml:space="preserve">Visszaadja az </w:t>
             </w:r>
-            <w:proofErr w:type="spellStart"/>
-            <w:r>
-              <w:rPr>
-                <w:sz w:val="18"/>
-                <w:szCs w:val="18"/>
-              </w:rPr>
-              <w:t>osszes</w:t>
-            </w:r>
-            <w:proofErr w:type="spellEnd"/>
+            <w:r>
+              <w:rPr>
+                <w:sz w:val="18"/>
+                <w:szCs w:val="18"/>
+              </w:rPr>
+              <w:t>összes</w:t>
+            </w:r>
             <w:r>
               <w:rPr>
                 <w:sz w:val="18"/>
@@ -5343,12 +4939,6 @@
         </w:tc>
       </w:tr>
       <w:tr>
-        <w:tblPrEx>
-          <w:tblCellMar>
-            <w:top w:w="0" w:type="dxa"/>
-            <w:bottom w:w="0" w:type="dxa"/>
-          </w:tblCellMar>
-        </w:tblPrEx>
         <w:tc>
           <w:tcPr>
             <w:tcW w:w="1800" w:type="dxa"/>
@@ -5469,15 +5059,13 @@
               </w:rPr>
               <w:t xml:space="preserve">Visszaadja az adott </w:t>
             </w:r>
-            <w:proofErr w:type="spellStart"/>
-            <w:r>
-              <w:rPr>
-                <w:sz w:val="18"/>
-                <w:szCs w:val="18"/>
-              </w:rPr>
-              <w:t>nevu</w:t>
-            </w:r>
-            <w:proofErr w:type="spellEnd"/>
+            <w:r>
+              <w:rPr>
+                <w:sz w:val="18"/>
+                <w:szCs w:val="18"/>
+              </w:rPr>
+              <w:t>nevű</w:t>
+            </w:r>
             <w:r>
               <w:rPr>
                 <w:sz w:val="18"/>
@@ -5503,12 +5091,6 @@
         </w:tc>
       </w:tr>
       <w:tr>
-        <w:tblPrEx>
-          <w:tblCellMar>
-            <w:top w:w="0" w:type="dxa"/>
-            <w:bottom w:w="0" w:type="dxa"/>
-          </w:tblCellMar>
-        </w:tblPrEx>
         <w:tc>
           <w:tcPr>
             <w:tcW w:w="1800" w:type="dxa"/>
@@ -5603,15 +5185,13 @@
               </w:rPr>
               <w:t xml:space="preserve">Visszaadja az </w:t>
             </w:r>
-            <w:proofErr w:type="spellStart"/>
-            <w:r>
-              <w:rPr>
-                <w:sz w:val="18"/>
-                <w:szCs w:val="18"/>
-              </w:rPr>
-              <w:t>osszes</w:t>
-            </w:r>
-            <w:proofErr w:type="spellEnd"/>
+            <w:r>
+              <w:rPr>
+                <w:sz w:val="18"/>
+                <w:szCs w:val="18"/>
+              </w:rPr>
+              <w:t>összes</w:t>
+            </w:r>
             <w:r>
               <w:rPr>
                 <w:sz w:val="18"/>
@@ -5623,12 +5203,6 @@
         </w:tc>
       </w:tr>
       <w:tr>
-        <w:tblPrEx>
-          <w:tblCellMar>
-            <w:top w:w="0" w:type="dxa"/>
-            <w:bottom w:w="0" w:type="dxa"/>
-          </w:tblCellMar>
-        </w:tblPrEx>
         <w:tc>
           <w:tcPr>
             <w:tcW w:w="1800" w:type="dxa"/>
@@ -5749,15 +5323,13 @@
               </w:rPr>
               <w:t xml:space="preserve">Visszaadja az adott </w:t>
             </w:r>
-            <w:proofErr w:type="spellStart"/>
-            <w:r>
-              <w:rPr>
-                <w:sz w:val="18"/>
-                <w:szCs w:val="18"/>
-              </w:rPr>
-              <w:t>azonositoju</w:t>
-            </w:r>
-            <w:proofErr w:type="spellEnd"/>
+            <w:r>
+              <w:rPr>
+                <w:sz w:val="18"/>
+                <w:szCs w:val="18"/>
+              </w:rPr>
+              <w:t>azonosítójú</w:t>
+            </w:r>
             <w:r>
               <w:rPr>
                 <w:sz w:val="18"/>
@@ -5769,12 +5341,6 @@
         </w:tc>
       </w:tr>
       <w:tr>
-        <w:tblPrEx>
-          <w:tblCellMar>
-            <w:top w:w="0" w:type="dxa"/>
-            <w:bottom w:w="0" w:type="dxa"/>
-          </w:tblCellMar>
-        </w:tblPrEx>
         <w:tc>
           <w:tcPr>
             <w:tcW w:w="1800" w:type="dxa"/>
@@ -5893,15 +5459,13 @@
               </w:rPr>
               <w:t xml:space="preserve">Visszaadja az adott </w:t>
             </w:r>
-            <w:proofErr w:type="spellStart"/>
-            <w:r>
-              <w:rPr>
-                <w:sz w:val="18"/>
-                <w:szCs w:val="18"/>
-              </w:rPr>
-              <w:t>azonositoju</w:t>
-            </w:r>
-            <w:proofErr w:type="spellEnd"/>
+            <w:r>
+              <w:rPr>
+                <w:sz w:val="18"/>
+                <w:szCs w:val="18"/>
+              </w:rPr>
+              <w:t>azonosítójú</w:t>
+            </w:r>
             <w:r>
               <w:rPr>
                 <w:sz w:val="18"/>
@@ -5927,12 +5491,6 @@
         </w:tc>
       </w:tr>
       <w:tr>
-        <w:tblPrEx>
-          <w:tblCellMar>
-            <w:top w:w="0" w:type="dxa"/>
-            <w:bottom w:w="0" w:type="dxa"/>
-          </w:tblCellMar>
-        </w:tblPrEx>
         <w:tc>
           <w:tcPr>
             <w:tcW w:w="1800" w:type="dxa"/>
@@ -6018,15 +5576,13 @@
             </w:tcMar>
           </w:tcPr>
           <w:p>
-            <w:proofErr w:type="spellStart"/>
-            <w:r>
-              <w:rPr>
-                <w:sz w:val="18"/>
-                <w:szCs w:val="18"/>
-              </w:rPr>
-              <w:t>Uj</w:t>
-            </w:r>
-            <w:proofErr w:type="spellEnd"/>
+            <w:r>
+              <w:rPr>
+                <w:sz w:val="18"/>
+                <w:szCs w:val="18"/>
+              </w:rPr>
+              <w:t>Új</w:t>
+            </w:r>
             <w:r>
               <w:rPr>
                 <w:sz w:val="18"/>
@@ -6059,12 +5615,6 @@
         </w:tc>
       </w:tr>
       <w:tr>
-        <w:tblPrEx>
-          <w:tblCellMar>
-            <w:top w:w="0" w:type="dxa"/>
-            <w:bottom w:w="0" w:type="dxa"/>
-          </w:tblCellMar>
-        </w:tblPrEx>
         <w:tc>
           <w:tcPr>
             <w:tcW w:w="1800" w:type="dxa"/>
@@ -6215,15 +5765,13 @@
               </w:rPr>
               <w:t xml:space="preserve"> </w:t>
             </w:r>
-            <w:proofErr w:type="spellStart"/>
-            <w:r>
-              <w:rPr>
-                <w:sz w:val="18"/>
-                <w:szCs w:val="18"/>
-              </w:rPr>
-              <w:t>osszes</w:t>
-            </w:r>
-            <w:proofErr w:type="spellEnd"/>
+            <w:r>
+              <w:rPr>
+                <w:sz w:val="18"/>
+                <w:szCs w:val="18"/>
+              </w:rPr>
+              <w:t>összes</w:t>
+            </w:r>
             <w:r>
               <w:rPr>
                 <w:sz w:val="18"/>
@@ -6296,12 +5844,6 @@
         <w:gridCol w:w="9026"/>
       </w:tblGrid>
       <w:tr>
-        <w:tblPrEx>
-          <w:tblCellMar>
-            <w:top w:w="0" w:type="dxa"/>
-            <w:bottom w:w="0" w:type="dxa"/>
-          </w:tblCellMar>
-        </w:tblPrEx>
         <w:tc>
           <w:tcPr>
             <w:tcW w:w="9026" w:type="dxa"/>
@@ -6333,12 +5875,6 @@
         </w:tc>
       </w:tr>
       <w:tr>
-        <w:tblPrEx>
-          <w:tblCellMar>
-            <w:top w:w="0" w:type="dxa"/>
-            <w:bottom w:w="0" w:type="dxa"/>
-          </w:tblCellMar>
-        </w:tblPrEx>
         <w:tc>
           <w:tcPr>
             <w:tcW w:w="9026" w:type="dxa"/>
@@ -6370,12 +5906,6 @@
         </w:tc>
       </w:tr>
       <w:tr>
-        <w:tblPrEx>
-          <w:tblCellMar>
-            <w:top w:w="0" w:type="dxa"/>
-            <w:bottom w:w="0" w:type="dxa"/>
-          </w:tblCellMar>
-        </w:tblPrEx>
         <w:tc>
           <w:tcPr>
             <w:tcW w:w="9026" w:type="dxa"/>
@@ -6427,12 +5957,6 @@
         </w:tc>
       </w:tr>
       <w:tr>
-        <w:tblPrEx>
-          <w:tblCellMar>
-            <w:top w:w="0" w:type="dxa"/>
-            <w:bottom w:w="0" w:type="dxa"/>
-          </w:tblCellMar>
-        </w:tblPrEx>
         <w:tc>
           <w:tcPr>
             <w:tcW w:w="9026" w:type="dxa"/>
@@ -6524,12 +6048,6 @@
         </w:tc>
       </w:tr>
       <w:tr>
-        <w:tblPrEx>
-          <w:tblCellMar>
-            <w:top w:w="0" w:type="dxa"/>
-            <w:bottom w:w="0" w:type="dxa"/>
-          </w:tblCellMar>
-        </w:tblPrEx>
         <w:tc>
           <w:tcPr>
             <w:tcW w:w="9026" w:type="dxa"/>
@@ -6561,12 +6079,6 @@
         </w:tc>
       </w:tr>
       <w:tr>
-        <w:tblPrEx>
-          <w:tblCellMar>
-            <w:top w:w="0" w:type="dxa"/>
-            <w:bottom w:w="0" w:type="dxa"/>
-          </w:tblCellMar>
-        </w:tblPrEx>
         <w:tc>
           <w:tcPr>
             <w:tcW w:w="9026" w:type="dxa"/>
@@ -6616,12 +6128,6 @@
         </w:tc>
       </w:tr>
       <w:tr>
-        <w:tblPrEx>
-          <w:tblCellMar>
-            <w:top w:w="0" w:type="dxa"/>
-            <w:bottom w:w="0" w:type="dxa"/>
-          </w:tblCellMar>
-        </w:tblPrEx>
         <w:tc>
           <w:tcPr>
             <w:tcW w:w="9026" w:type="dxa"/>
@@ -6673,12 +6179,6 @@
         </w:tc>
       </w:tr>
       <w:tr>
-        <w:tblPrEx>
-          <w:tblCellMar>
-            <w:top w:w="0" w:type="dxa"/>
-            <w:bottom w:w="0" w:type="dxa"/>
-          </w:tblCellMar>
-        </w:tblPrEx>
         <w:tc>
           <w:tcPr>
             <w:tcW w:w="9026" w:type="dxa"/>
@@ -6730,12 +6230,6 @@
         </w:tc>
       </w:tr>
       <w:tr>
-        <w:tblPrEx>
-          <w:tblCellMar>
-            <w:top w:w="0" w:type="dxa"/>
-            <w:bottom w:w="0" w:type="dxa"/>
-          </w:tblCellMar>
-        </w:tblPrEx>
         <w:tc>
           <w:tcPr>
             <w:tcW w:w="9026" w:type="dxa"/>
@@ -6787,12 +6281,6 @@
         </w:tc>
       </w:tr>
       <w:tr>
-        <w:tblPrEx>
-          <w:tblCellMar>
-            <w:top w:w="0" w:type="dxa"/>
-            <w:bottom w:w="0" w:type="dxa"/>
-          </w:tblCellMar>
-        </w:tblPrEx>
         <w:tc>
           <w:tcPr>
             <w:tcW w:w="9026" w:type="dxa"/>
@@ -6824,12 +6312,6 @@
         </w:tc>
       </w:tr>
       <w:tr>
-        <w:tblPrEx>
-          <w:tblCellMar>
-            <w:top w:w="0" w:type="dxa"/>
-            <w:bottom w:w="0" w:type="dxa"/>
-          </w:tblCellMar>
-        </w:tblPrEx>
         <w:tc>
           <w:tcPr>
             <w:tcW w:w="9026" w:type="dxa"/>
@@ -6861,12 +6343,6 @@
         </w:tc>
       </w:tr>
       <w:tr>
-        <w:tblPrEx>
-          <w:tblCellMar>
-            <w:top w:w="0" w:type="dxa"/>
-            <w:bottom w:w="0" w:type="dxa"/>
-          </w:tblCellMar>
-        </w:tblPrEx>
         <w:tc>
           <w:tcPr>
             <w:tcW w:w="9026" w:type="dxa"/>
@@ -6898,12 +6374,6 @@
         </w:tc>
       </w:tr>
       <w:tr>
-        <w:tblPrEx>
-          <w:tblCellMar>
-            <w:top w:w="0" w:type="dxa"/>
-            <w:bottom w:w="0" w:type="dxa"/>
-          </w:tblCellMar>
-        </w:tblPrEx>
         <w:tc>
           <w:tcPr>
             <w:tcW w:w="9026" w:type="dxa"/>
@@ -6981,12 +6451,6 @@
         <w:gridCol w:w="9026"/>
       </w:tblGrid>
       <w:tr>
-        <w:tblPrEx>
-          <w:tblCellMar>
-            <w:top w:w="0" w:type="dxa"/>
-            <w:bottom w:w="0" w:type="dxa"/>
-          </w:tblCellMar>
-        </w:tblPrEx>
         <w:tc>
           <w:tcPr>
             <w:tcW w:w="9026" w:type="dxa"/>
@@ -7018,12 +6482,6 @@
         </w:tc>
       </w:tr>
       <w:tr>
-        <w:tblPrEx>
-          <w:tblCellMar>
-            <w:top w:w="0" w:type="dxa"/>
-            <w:bottom w:w="0" w:type="dxa"/>
-          </w:tblCellMar>
-        </w:tblPrEx>
         <w:tc>
           <w:tcPr>
             <w:tcW w:w="9026" w:type="dxa"/>
@@ -7075,12 +6533,6 @@
         </w:tc>
       </w:tr>
       <w:tr>
-        <w:tblPrEx>
-          <w:tblCellMar>
-            <w:top w:w="0" w:type="dxa"/>
-            <w:bottom w:w="0" w:type="dxa"/>
-          </w:tblCellMar>
-        </w:tblPrEx>
         <w:tc>
           <w:tcPr>
             <w:tcW w:w="9026" w:type="dxa"/>
@@ -7132,12 +6584,6 @@
         </w:tc>
       </w:tr>
       <w:tr>
-        <w:tblPrEx>
-          <w:tblCellMar>
-            <w:top w:w="0" w:type="dxa"/>
-            <w:bottom w:w="0" w:type="dxa"/>
-          </w:tblCellMar>
-        </w:tblPrEx>
         <w:tc>
           <w:tcPr>
             <w:tcW w:w="9026" w:type="dxa"/>
@@ -7189,12 +6635,6 @@
         </w:tc>
       </w:tr>
       <w:tr>
-        <w:tblPrEx>
-          <w:tblCellMar>
-            <w:top w:w="0" w:type="dxa"/>
-            <w:bottom w:w="0" w:type="dxa"/>
-          </w:tblCellMar>
-        </w:tblPrEx>
         <w:tc>
           <w:tcPr>
             <w:tcW w:w="9026" w:type="dxa"/>
@@ -7246,12 +6686,6 @@
         </w:tc>
       </w:tr>
       <w:tr>
-        <w:tblPrEx>
-          <w:tblCellMar>
-            <w:top w:w="0" w:type="dxa"/>
-            <w:bottom w:w="0" w:type="dxa"/>
-          </w:tblCellMar>
-        </w:tblPrEx>
         <w:tc>
           <w:tcPr>
             <w:tcW w:w="9026" w:type="dxa"/>
@@ -7283,12 +6717,6 @@
         </w:tc>
       </w:tr>
       <w:tr>
-        <w:tblPrEx>
-          <w:tblCellMar>
-            <w:top w:w="0" w:type="dxa"/>
-            <w:bottom w:w="0" w:type="dxa"/>
-          </w:tblCellMar>
-        </w:tblPrEx>
         <w:tc>
           <w:tcPr>
             <w:tcW w:w="9026" w:type="dxa"/>
@@ -7328,21 +6756,25 @@
     <w:p>
       <w:pPr>
         <w:pStyle w:val="Cmsor2"/>
-      </w:pPr>
-      <w:proofErr w:type="spellStart"/>
-      <w:r>
-        <w:t>Hibakezeles</w:t>
-      </w:r>
-      <w:proofErr w:type="spellEnd"/>
-    </w:p>
-    <w:p>
-      <w:pPr>
+        <w:keepNext/>
+        <w:keepLines/>
+      </w:pPr>
+      <w:r>
+        <w:t>Hiba kezelés</w:t>
+      </w:r>
+    </w:p>
+    <w:p>
+      <w:pPr>
+        <w:keepNext/>
+        <w:keepLines/>
         <w:spacing w:before="60"/>
       </w:pPr>
     </w:p>
     <w:p>
       <w:pPr>
         <w:pStyle w:val="Listaszerbekezds"/>
+        <w:keepNext/>
+        <w:keepLines/>
         <w:numPr>
           <w:ilvl w:val="0"/>
           <w:numId w:val="2"/>
@@ -7365,6 +6797,8 @@
     <w:p>
       <w:pPr>
         <w:pStyle w:val="Listaszerbekezds"/>
+        <w:keepNext/>
+        <w:keepLines/>
         <w:numPr>
           <w:ilvl w:val="0"/>
           <w:numId w:val="2"/>
@@ -7384,6 +6818,8 @@
     <w:p>
       <w:pPr>
         <w:pStyle w:val="Listaszerbekezds"/>
+        <w:keepNext/>
+        <w:keepLines/>
         <w:numPr>
           <w:ilvl w:val="0"/>
           <w:numId w:val="2"/>
@@ -7535,12 +6971,6 @@
         <w:gridCol w:w="8426"/>
       </w:tblGrid>
       <w:tr>
-        <w:tblPrEx>
-          <w:tblCellMar>
-            <w:top w:w="0" w:type="dxa"/>
-            <w:bottom w:w="0" w:type="dxa"/>
-          </w:tblCellMar>
-        </w:tblPrEx>
         <w:tc>
           <w:tcPr>
             <w:tcW w:w="600" w:type="dxa"/>
@@ -7592,7 +7022,6 @@
             </w:tcMar>
           </w:tcPr>
           <w:p>
-            <w:proofErr w:type="spellStart"/>
             <w:r>
               <w:rPr>
                 <w:b/>
@@ -7601,9 +7030,8 @@
                 <w:sz w:val="24"/>
                 <w:szCs w:val="24"/>
               </w:rPr>
-              <w:t>Autok</w:t>
-            </w:r>
-            <w:proofErr w:type="spellEnd"/>
+              <w:t>Autók</w:t>
+            </w:r>
             <w:r>
               <w:rPr>
                 <w:b/>
@@ -7688,16 +7116,7 @@
         <w:spacing w:before="40" w:after="60"/>
       </w:pPr>
       <w:r>
-        <w:t>Autó</w:t>
-      </w:r>
-      <w:r>
-        <w:t xml:space="preserve"> </w:t>
-      </w:r>
-      <w:r>
-        <w:t>markája</w:t>
-      </w:r>
-      <w:r>
-        <w:t xml:space="preserve"> es modellje</w:t>
+        <w:t>Autó markája es modellje</w:t>
       </w:r>
     </w:p>
     <w:p>
@@ -7777,12 +7196,6 @@
         <w:gridCol w:w="8426"/>
       </w:tblGrid>
       <w:tr>
-        <w:tblPrEx>
-          <w:tblCellMar>
-            <w:top w:w="0" w:type="dxa"/>
-            <w:bottom w:w="0" w:type="dxa"/>
-          </w:tblCellMar>
-        </w:tblPrEx>
         <w:tc>
           <w:tcPr>
             <w:tcW w:w="600" w:type="dxa"/>
@@ -7842,17 +7255,7 @@
                 <w:sz w:val="24"/>
                 <w:szCs w:val="24"/>
               </w:rPr>
-              <w:t>Új</w:t>
-            </w:r>
-            <w:r>
-              <w:rPr>
-                <w:b/>
-                <w:bCs/>
-                <w:color w:val="1F4E79"/>
-                <w:sz w:val="24"/>
-                <w:szCs w:val="24"/>
-              </w:rPr>
-              <w:t xml:space="preserve"> </w:t>
+              <w:t xml:space="preserve">Új </w:t>
             </w:r>
             <w:r>
               <w:rPr>
@@ -7958,10 +7361,7 @@
         <w:spacing w:before="40" w:after="60"/>
       </w:pPr>
       <w:r>
-        <w:t>Ügyfél</w:t>
-      </w:r>
-      <w:r>
-        <w:t xml:space="preserve"> neve</w:t>
+        <w:t>Ügyfél neve</w:t>
       </w:r>
     </w:p>
     <w:p>
@@ -7974,22 +7374,13 @@
         <w:spacing w:before="40" w:after="60"/>
       </w:pPr>
       <w:r>
-        <w:t>Autó</w:t>
-      </w:r>
-      <w:r>
-        <w:t xml:space="preserve"> </w:t>
+        <w:t xml:space="preserve">Autó </w:t>
       </w:r>
       <w:r>
         <w:t>kiválasztása</w:t>
       </w:r>
       <w:r>
-        <w:t xml:space="preserve"> (rendszam </w:t>
-      </w:r>
-      <w:r>
-        <w:t>alapján</w:t>
-      </w:r>
-      <w:r>
-        <w:t>)</w:t>
+        <w:t xml:space="preserve"> (rendszam alapján)</w:t>
       </w:r>
     </w:p>
     <w:p>
@@ -8018,10 +7409,7 @@
         <w:spacing w:before="40" w:after="60"/>
       </w:pPr>
       <w:r>
-        <w:t>Kölcsönzés</w:t>
-      </w:r>
-      <w:r>
-        <w:t xml:space="preserve"> kezdete es v</w:t>
+        <w:t>Kölcsönzés kezdete es v</w:t>
       </w:r>
       <w:r>
         <w:t>é</w:t>
@@ -8063,12 +7451,6 @@
         <w:gridCol w:w="8426"/>
       </w:tblGrid>
       <w:tr>
-        <w:tblPrEx>
-          <w:tblCellMar>
-            <w:top w:w="0" w:type="dxa"/>
-            <w:bottom w:w="0" w:type="dxa"/>
-          </w:tblCellMar>
-        </w:tblPrEx>
         <w:tc>
           <w:tcPr>
             <w:tcW w:w="600" w:type="dxa"/>
@@ -8128,17 +7510,7 @@
                 <w:sz w:val="24"/>
                 <w:szCs w:val="24"/>
               </w:rPr>
-              <w:t>Kölcsönzések</w:t>
-            </w:r>
-            <w:r>
-              <w:rPr>
-                <w:b/>
-                <w:bCs/>
-                <w:color w:val="1F4E79"/>
-                <w:sz w:val="24"/>
-                <w:szCs w:val="24"/>
-              </w:rPr>
-              <w:t xml:space="preserve"> </w:t>
+              <w:t xml:space="preserve">Kölcsönzések </w:t>
             </w:r>
             <w:r>
               <w:rPr>
@@ -8206,10 +7578,7 @@
         <w:spacing w:before="40" w:after="60"/>
       </w:pPr>
       <w:r>
-        <w:t>Ügyfél</w:t>
-      </w:r>
-      <w:r>
-        <w:t xml:space="preserve"> neve</w:t>
+        <w:t>Ügyfél neve</w:t>
       </w:r>
     </w:p>
     <w:p>
@@ -8222,16 +7591,7 @@
         <w:spacing w:before="40" w:after="60"/>
       </w:pPr>
       <w:r>
-        <w:t>Autó</w:t>
-      </w:r>
-      <w:r>
-        <w:t xml:space="preserve"> </w:t>
-      </w:r>
-      <w:r>
-        <w:t>markája</w:t>
-      </w:r>
-      <w:r>
-        <w:t xml:space="preserve"> es modellje</w:t>
+        <w:t>Autó markája es modellje</w:t>
       </w:r>
     </w:p>
     <w:p>
@@ -8244,10 +7604,7 @@
         <w:spacing w:before="40" w:after="60"/>
       </w:pPr>
       <w:r>
-        <w:t>Kölcsönzés</w:t>
-      </w:r>
-      <w:r>
-        <w:t xml:space="preserve"> </w:t>
+        <w:t xml:space="preserve">Kölcsönzés </w:t>
       </w:r>
       <w:r>
         <w:t>időtartama</w:t>
@@ -8266,16 +7623,7 @@
         <w:spacing w:before="40" w:after="60"/>
       </w:pPr>
       <w:r>
-        <w:t>Fizetendő</w:t>
-      </w:r>
-      <w:r>
-        <w:t xml:space="preserve"> </w:t>
-      </w:r>
-      <w:r>
-        <w:t>díj</w:t>
-      </w:r>
-      <w:r>
-        <w:t xml:space="preserve"> (összesen)</w:t>
+        <w:t>Fizetendő díj (összesen)</w:t>
       </w:r>
     </w:p>
     <w:p>
@@ -8305,12 +7653,6 @@
         <w:gridCol w:w="8426"/>
       </w:tblGrid>
       <w:tr>
-        <w:tblPrEx>
-          <w:tblCellMar>
-            <w:top w:w="0" w:type="dxa"/>
-            <w:bottom w:w="0" w:type="dxa"/>
-          </w:tblCellMar>
-        </w:tblPrEx>
         <w:tc>
           <w:tcPr>
             <w:tcW w:w="600" w:type="dxa"/>
@@ -8370,17 +7712,7 @@
                 <w:sz w:val="24"/>
                 <w:szCs w:val="24"/>
               </w:rPr>
-              <w:t>Kölcsönzések</w:t>
-            </w:r>
-            <w:r>
-              <w:rPr>
-                <w:b/>
-                <w:bCs/>
-                <w:color w:val="1F4E79"/>
-                <w:sz w:val="24"/>
-                <w:szCs w:val="24"/>
-              </w:rPr>
-              <w:t xml:space="preserve"> </w:t>
+              <w:t xml:space="preserve">Kölcsönzések </w:t>
             </w:r>
             <w:r>
               <w:rPr>
@@ -8525,12 +7857,6 @@
         <w:gridCol w:w="8426"/>
       </w:tblGrid>
       <w:tr>
-        <w:tblPrEx>
-          <w:tblCellMar>
-            <w:top w:w="0" w:type="dxa"/>
-            <w:bottom w:w="0" w:type="dxa"/>
-          </w:tblCellMar>
-        </w:tblPrEx>
         <w:tc>
           <w:tcPr>
             <w:tcW w:w="600" w:type="dxa"/>
@@ -8633,28 +7959,26 @@
       <w:r>
         <w:t xml:space="preserve"> 5 </w:t>
       </w:r>
+      <w:r>
+        <w:t>navigációs</w:t>
+      </w:r>
+      <w:r>
+        <w:t xml:space="preserve"> </w:t>
+      </w:r>
       <w:proofErr w:type="spellStart"/>
       <w:r>
-        <w:t>navigaciós</w:t>
+        <w:t>savot</w:t>
       </w:r>
       <w:proofErr w:type="spellEnd"/>
       <w:r>
-        <w:t xml:space="preserve"> </w:t>
+        <w:t xml:space="preserve"> (</w:t>
       </w:r>
       <w:proofErr w:type="spellStart"/>
       <w:r>
-        <w:t>savot</w:t>
+        <w:t>navbar</w:t>
       </w:r>
       <w:proofErr w:type="spellEnd"/>
       <w:r>
-        <w:t xml:space="preserve"> (</w:t>
-      </w:r>
-      <w:proofErr w:type="spellStart"/>
-      <w:r>
-        <w:t>navbar</w:t>
-      </w:r>
-      <w:proofErr w:type="spellEnd"/>
-      <w:r>
         <w:t xml:space="preserve">), amely </w:t>
       </w:r>
       <w:r>
@@ -8669,11 +7993,9 @@
       <w:r>
         <w:t xml:space="preserve"> oldalak közötti </w:t>
       </w:r>
-      <w:proofErr w:type="spellStart"/>
-      <w:r>
-        <w:t>navigaciоt</w:t>
-      </w:r>
-      <w:proofErr w:type="spellEnd"/>
+      <w:r>
+        <w:t>navigációt</w:t>
+      </w:r>
       <w:r>
         <w:t>:</w:t>
       </w:r>
@@ -8696,11 +8018,9 @@
         </w:numPr>
         <w:spacing w:before="40" w:after="60"/>
       </w:pPr>
-      <w:proofErr w:type="spellStart"/>
-      <w:r>
-        <w:t>Autok</w:t>
-      </w:r>
-      <w:proofErr w:type="spellEnd"/>
+      <w:r>
+        <w:t>Autók</w:t>
+      </w:r>
       <w:r>
         <w:t xml:space="preserve"> oldal</w:t>
       </w:r>
@@ -8717,10 +8037,7 @@
         <w:spacing w:before="40" w:after="60"/>
       </w:pPr>
       <w:r>
-        <w:t>Kölcsönzések</w:t>
-      </w:r>
-      <w:r>
-        <w:t xml:space="preserve"> oldal</w:t>
+        <w:t>Kölcsönzések oldal</w:t>
       </w:r>
     </w:p>
     <w:p>
@@ -8774,12 +8091,6 @@
         <w:gridCol w:w="8426"/>
       </w:tblGrid>
       <w:tr>
-        <w:tblPrEx>
-          <w:tblCellMar>
-            <w:top w:w="0" w:type="dxa"/>
-            <w:bottom w:w="0" w:type="dxa"/>
-          </w:tblCellMar>
-        </w:tblPrEx>
         <w:tc>
           <w:tcPr>
             <w:tcW w:w="600" w:type="dxa"/>
@@ -8839,27 +8150,7 @@
                 <w:sz w:val="24"/>
                 <w:szCs w:val="24"/>
               </w:rPr>
-              <w:t>Fejléc</w:t>
-            </w:r>
-            <w:r>
-              <w:rPr>
-                <w:b/>
-                <w:bCs/>
-                <w:color w:val="1F4E79"/>
-                <w:sz w:val="24"/>
-                <w:szCs w:val="24"/>
-              </w:rPr>
-              <w:t xml:space="preserve"> es </w:t>
-            </w:r>
-            <w:r>
-              <w:rPr>
-                <w:b/>
-                <w:bCs/>
-                <w:color w:val="1F4E79"/>
-                <w:sz w:val="24"/>
-                <w:szCs w:val="24"/>
-              </w:rPr>
-              <w:t>láb léc</w:t>
+              <w:t>Fejléc es láb léc</w:t>
             </w:r>
           </w:p>
         </w:tc>
@@ -8927,37 +8218,7 @@
         <w:spacing w:before="40" w:after="60"/>
       </w:pPr>
       <w:r>
-        <w:t>Fejléc</w:t>
-      </w:r>
-      <w:r>
-        <w:t xml:space="preserve">: a </w:t>
-      </w:r>
-      <w:r>
-        <w:t>cég</w:t>
-      </w:r>
-      <w:r>
-        <w:t xml:space="preserve"> neve, </w:t>
-      </w:r>
-      <w:r>
-        <w:t>logója</w:t>
-      </w:r>
-      <w:r>
-        <w:t xml:space="preserve"> es a navig</w:t>
-      </w:r>
-      <w:r>
-        <w:t>á</w:t>
-      </w:r>
-      <w:r>
-        <w:t>ci</w:t>
-      </w:r>
-      <w:r>
-        <w:t>ós</w:t>
-      </w:r>
-      <w:r>
-        <w:t xml:space="preserve"> </w:t>
-      </w:r>
-      <w:r>
-        <w:t>menü</w:t>
+        <w:t>Fejléc: a cég neve, logója es a navigációs menü</w:t>
       </w:r>
     </w:p>
     <w:p>
@@ -8970,13 +8231,7 @@
         <w:spacing w:before="40" w:after="60"/>
       </w:pPr>
       <w:r>
-        <w:t>Láb léc</w:t>
-      </w:r>
-      <w:r>
-        <w:t xml:space="preserve">: kapcsolati adatok, copyright </w:t>
-      </w:r>
-      <w:r>
-        <w:t>információ</w:t>
+        <w:t>Láb léc: kapcsolati adatok, copyright információ</w:t>
       </w:r>
     </w:p>
     <w:p>
@@ -9005,12 +8260,6 @@
         <w:gridCol w:w="9026"/>
       </w:tblGrid>
       <w:tr>
-        <w:tblPrEx>
-          <w:tblCellMar>
-            <w:top w:w="0" w:type="dxa"/>
-            <w:bottom w:w="0" w:type="dxa"/>
-          </w:tblCellMar>
-        </w:tblPrEx>
         <w:tc>
           <w:tcPr>
             <w:tcW w:w="9026" w:type="dxa"/>
@@ -9035,47 +8284,7 @@
                 <w:bCs/>
                 <w:color w:val="1F4E79"/>
               </w:rPr>
-              <w:t>Általános</w:t>
-            </w:r>
-            <w:r>
-              <w:rPr>
-                <w:b/>
-                <w:bCs/>
-                <w:color w:val="1F4E79"/>
-              </w:rPr>
-              <w:t xml:space="preserve"> elv</w:t>
-            </w:r>
-            <w:r>
-              <w:rPr>
-                <w:b/>
-                <w:bCs/>
-                <w:color w:val="1F4E79"/>
-              </w:rPr>
-              <w:t>á</w:t>
-            </w:r>
-            <w:r>
-              <w:rPr>
-                <w:b/>
-                <w:bCs/>
-                <w:color w:val="1F4E79"/>
-              </w:rPr>
-              <w:t>r</w:t>
-            </w:r>
-            <w:r>
-              <w:rPr>
-                <w:b/>
-                <w:bCs/>
-                <w:color w:val="1F4E79"/>
-              </w:rPr>
-              <w:t>á</w:t>
-            </w:r>
-            <w:r>
-              <w:rPr>
-                <w:b/>
-                <w:bCs/>
-                <w:color w:val="1F4E79"/>
-              </w:rPr>
-              <w:t>sok</w:t>
+              <w:t>Általános elvárások</w:t>
             </w:r>
           </w:p>
           <w:p>
@@ -9400,23 +8609,7 @@
         <w:sz w:val="18"/>
         <w:szCs w:val="18"/>
       </w:rPr>
-      <w:t>Autó Kölcsönzés</w:t>
-    </w:r>
-    <w:r>
-      <w:rPr>
-        <w:color w:val="7F7F7F"/>
-        <w:sz w:val="18"/>
-        <w:szCs w:val="18"/>
-      </w:rPr>
-      <w:t xml:space="preserve"> </w:t>
-    </w:r>
-    <w:r>
-      <w:rPr>
-        <w:color w:val="7F7F7F"/>
-        <w:sz w:val="18"/>
-        <w:szCs w:val="18"/>
-      </w:rPr>
-      <w:t xml:space="preserve">Feladat </w:t>
+      <w:t xml:space="preserve">Autó Kölcsönzés Feladat </w:t>
     </w:r>
     <w:proofErr w:type="gramStart"/>
     <w:r>
@@ -9425,15 +8618,7 @@
         <w:sz w:val="18"/>
         <w:szCs w:val="18"/>
       </w:rPr>
-      <w:t>kiírás</w:t>
-    </w:r>
-    <w:r>
-      <w:rPr>
-        <w:color w:val="7F7F7F"/>
-        <w:sz w:val="18"/>
-        <w:szCs w:val="18"/>
-      </w:rPr>
-      <w:t xml:space="preserve">  |</w:t>
+      <w:t>kiírás  |</w:t>
     </w:r>
     <w:proofErr w:type="gramEnd"/>
     <w:r>
